--- a/templates/labor-minor-template.docx
+++ b/templates/labor-minor-template.docx
@@ -409,7 +409,7 @@
         <w:rPr>
           <w:sz w:val="28"/>
         </w:rPr>
-        <w:t>本範本由補教業法務支援站於 W83f（民國 115 年 5 月 27 日）依勞動基準法第四十五至四十八條規定、A2 Deep Research 報告章三第（5）段所列最低法定要件，組裝而成。</w:t>
+        <w:t>本範本由補教業法務支援站於民國 115 年 5 月 27 日，依勞動基準法第四十五至四十八條等所列最低法定要件整理而成。</w:t>
       </w:r>
     </w:p>
     <w:p>

--- a/templates/labor-minor-template.docx
+++ b/templates/labor-minor-template.docx
@@ -383,102 +383,6 @@
         <w:t>中華民國 {sign_year} 年 {sign_month} 月 {sign_day} 日</w:t>
       </w:r>
     </w:p>
-    <w:p>
-      <w:r>
-        <w:br w:type="page"/>
-      </w:r>
-    </w:p>
-    <w:p>
-      <w:pPr>
-        <w:spacing w:before="240" w:after="120"/>
-      </w:pPr>
-      <w:r>
-        <w:rPr>
-          <w:b/>
-          <w:sz w:val="30"/>
-        </w:rPr>
-        <w:t>※ 律師審稿備註（最終發佈前請刪除）</w:t>
-      </w:r>
-    </w:p>
-    <w:p>
-      <w:pPr>
-        <w:spacing w:line="384" w:lineRule="auto"/>
-        <w:ind w:firstLine="560"/>
-      </w:pPr>
-      <w:r>
-        <w:rPr>
-          <w:sz w:val="28"/>
-        </w:rPr>
-        <w:t>本範本由補教業法務支援站於民國 115 年 5 月 27 日，依勞動基準法第四十五至四十八條等所列最低法定要件整理而成。</w:t>
-      </w:r>
-    </w:p>
-    <w:p>
-      <w:pPr>
-        <w:spacing w:line="384" w:lineRule="auto"/>
-        <w:ind w:firstLine="560"/>
-      </w:pPr>
-      <w:r>
-        <w:rPr>
-          <w:sz w:val="28"/>
-        </w:rPr>
-        <w:t>建議律師審稿確認之要點：</w:t>
-      </w:r>
-    </w:p>
-    <w:p>
-      <w:pPr>
-        <w:spacing w:line="384" w:lineRule="auto"/>
-      </w:pPr>
-      <w:r>
-        <w:rPr>
-          <w:sz w:val="28"/>
-        </w:rPr>
-        <w:t>1. 第二條第二項工作時段表述（補教業實務上常見「平日下午 4-7 時、週末上午 9-12 時」等），是否需具體化班表附件。</w:t>
-      </w:r>
-    </w:p>
-    <w:p>
-      <w:pPr>
-        <w:spacing w:line="384" w:lineRule="auto"/>
-      </w:pPr>
-      <w:r>
-        <w:rPr>
-          <w:sz w:val="28"/>
-        </w:rPr>
-        <w:t>2. 第三條夜間禁令之罰則引用（§77 刑事責任）是否需修正為較緩和之行政罰款表述。</w:t>
-      </w:r>
-    </w:p>
-    <w:p>
-      <w:pPr>
-        <w:spacing w:line="384" w:lineRule="auto"/>
-      </w:pPr>
-      <w:r>
-        <w:rPr>
-          <w:sz w:val="28"/>
-        </w:rPr>
-        <w:t>3. 第四條第二項「法代得隨時終止僱用」是否與機構僱用穩定性需求衝突，建議是否限縮為「機構違反法令時」始得通知終止。</w:t>
-      </w:r>
-    </w:p>
-    <w:p>
-      <w:pPr>
-        <w:spacing w:line="384" w:lineRule="auto"/>
-      </w:pPr>
-      <w:r>
-        <w:rPr>
-          <w:sz w:val="28"/>
-        </w:rPr>
-        <w:t>4. 第五條個資告知條款是否需與 A 個資保護企劃書「家長同意書」雙軌處理。</w:t>
-      </w:r>
-    </w:p>
-    <w:p>
-      <w:pPr>
-        <w:spacing w:line="384" w:lineRule="auto"/>
-      </w:pPr>
-      <w:r>
-        <w:rPr>
-          <w:sz w:val="28"/>
-        </w:rPr>
-        <w:t>5. 簽章區是否需另增「年齡證明文件檢附核對欄」（身分證影本/戶口名簿影本）。</w:t>
-      </w:r>
-    </w:p>
     <w:sectPr>
       <w:pgSz w:w="12240" w:h="15840"/>
       <w:pgMar w:top="1134" w:right="1417" w:bottom="1134" w:left="1417" w:header="720" w:footer="720" w:gutter="0"/>
